--- a/docs/planificacion/Planificacion_Pilar3_Equipo.docx
+++ b/docs/planificacion/Planificacion_Pilar3_Equipo.docx
@@ -250,7 +250,7 @@
                 <w:sz w:val="20"/>
                 <w:szCs w:val="20"/>
               </w:rPr>
-              <w:t>1.5 — tercera auditoría cruzada</w:t>
+              <w:t xml:space="preserve">1.7 — el trabajo ya construido, al día</w:t>
             </w:r>
           </w:p>
         </w:tc>
@@ -307,7 +307,7 @@
                 <w:sz w:val="20"/>
                 <w:szCs w:val="20"/>
               </w:rPr>
-              <w:t>14 de septiembre de 2026, tarde (versión 1.0: 2 de septiembre de 2026)</w:t>
+              <w:t xml:space="preserve">25 de septiembre de 2026 (versión 1.0: 2 de septiembre de 2026)</w:t>
             </w:r>
           </w:p>
         </w:tc>
@@ -366,7 +366,7 @@
                 <w:sz w:val="20"/>
                 <w:szCs w:val="20"/>
               </w:rPr>
-              <w:t>Pilar 1 (alcance) y Pilar 2 (arquitectura), versión 1.5</w:t>
+              <w:t xml:space="preserve">Pilar 1 (alcance) y Pilar 2 (arquitectura), versión 1.7</w:t>
             </w:r>
           </w:p>
         </w:tc>
@@ -423,7 +423,7 @@
                 <w:sz w:val="20"/>
                 <w:szCs w:val="20"/>
               </w:rPr>
-              <w:t>Planificación cerrada, sin puntos abiertos: P1 v1.5, P2 v1.5, P3 v1.5, P4 v1.4 y P5 v1.3.</w:t>
+              <w:t xml:space="preserve">Planificación cerrada, sin puntos abiertos: P1 v1.7, P2 v1.7, P3 v1.7, P4 v1.6 y P5 v1.5.</w:t>
             </w:r>
           </w:p>
         </w:tc>
@@ -833,6 +833,7 @@
         <w:tc>
           <w:tcPr>
             <w:tcW w:w="1000" w:type="dxa"/>
+            <w:shd w:val="clear" w:color="auto" w:fill="F2F2F2"/>
             <w:tcMar>
               <w:top w:w="80" w:type="dxa"/>
               <w:left w:w="110" w:type="dxa"/>
@@ -857,6 +858,7 @@
         <w:tc>
           <w:tcPr>
             <w:tcW w:w="1400" w:type="dxa"/>
+            <w:shd w:val="clear" w:color="auto" w:fill="F2F2F2"/>
             <w:tcMar>
               <w:top w:w="80" w:type="dxa"/>
               <w:left w:w="110" w:type="dxa"/>
@@ -881,6 +883,7 @@
         <w:tc>
           <w:tcPr>
             <w:tcW w:w="6960" w:type="dxa"/>
+            <w:shd w:val="clear" w:color="auto" w:fill="F2F2F2"/>
             <w:tcMar>
               <w:top w:w="80" w:type="dxa"/>
               <w:left w:w="110" w:type="dxa"/>
@@ -997,6 +1000,7 @@
         <w:tc>
           <w:tcPr>
             <w:tcW w:w="1000" w:type="dxa"/>
+            <w:shd w:val="clear" w:color="auto" w:fill="F2F2F2"/>
             <w:tcMar>
               <w:top w:w="80" w:type="dxa"/>
               <w:left w:w="110" w:type="dxa"/>
@@ -1021,6 +1025,7 @@
         <w:tc>
           <w:tcPr>
             <w:tcW w:w="1400" w:type="dxa"/>
+            <w:shd w:val="clear" w:color="auto" w:fill="F2F2F2"/>
             <w:tcMar>
               <w:top w:w="80" w:type="dxa"/>
               <w:left w:w="110" w:type="dxa"/>
@@ -1045,6 +1050,7 @@
         <w:tc>
           <w:tcPr>
             <w:tcW w:w="6960" w:type="dxa"/>
+            <w:shd w:val="clear" w:color="auto" w:fill="F2F2F2"/>
             <w:tcMar>
               <w:top w:w="80" w:type="dxa"/>
               <w:left w:w="110" w:type="dxa"/>
@@ -1062,6 +1068,173 @@
                 <w:szCs w:val="20"/>
               </w:rPr>
               <w:t>La sección 13 registra que la sede pasó de texto libre a lista del Catálogo, porque cambia lo que hay que corregir en la maqueta del registro.</w:t>
+            </w:r>
+          </w:p>
+        </w:tc>
+      </w:tr>
+      <w:tr>
+        <w:tblPrEx>
+          <w:tblCellMar>
+            <w:top w:w="0" w:type="dxa"/>
+            <w:bottom w:w="0" w:type="dxa"/>
+          </w:tblCellMar>
+        </w:tblPrEx>
+        <w:trPr>
+          <w:cantSplit/>
+        </w:trPr>
+        <w:tc>
+          <w:tcPr>
+            <w:tcW w:w="1000" w:type="dxa"/>
+            <w:tcMar>
+              <w:top w:w="80" w:type="dxa"/>
+              <w:left w:w="110" w:type="dxa"/>
+              <w:bottom w:w="80" w:type="dxa"/>
+              <w:right w:w="110" w:type="dxa"/>
+            </w:tcMar>
+          </w:tcPr>
+          <w:p>
+            <w:pPr>
+              <w:spacing w:line="260" w:lineRule="auto"/>
+              <w:jc w:val="center"/>
+            </w:pPr>
+            <w:r>
+              <w:rPr>
+                <w:sz w:val="20"/>
+                <w:szCs w:val="20"/>
+              </w:rPr>
+              <w:t xml:space="preserve">1.6</w:t>
+            </w:r>
+          </w:p>
+        </w:tc>
+        <w:tc>
+          <w:tcPr>
+            <w:tcW w:w="1400" w:type="dxa"/>
+            <w:tcMar>
+              <w:top w:w="80" w:type="dxa"/>
+              <w:left w:w="110" w:type="dxa"/>
+              <w:bottom w:w="80" w:type="dxa"/>
+              <w:right w:w="110" w:type="dxa"/>
+            </w:tcMar>
+          </w:tcPr>
+          <w:p>
+            <w:pPr>
+              <w:spacing w:line="260" w:lineRule="auto"/>
+              <w:jc w:val="center"/>
+            </w:pPr>
+            <w:r>
+              <w:rPr>
+                <w:sz w:val="20"/>
+                <w:szCs w:val="20"/>
+              </w:rPr>
+              <w:t xml:space="preserve">25-09-2026</w:t>
+            </w:r>
+          </w:p>
+        </w:tc>
+        <w:tc>
+          <w:tcPr>
+            <w:tcW w:w="6960" w:type="dxa"/>
+            <w:tcMar>
+              <w:top w:w="80" w:type="dxa"/>
+              <w:left w:w="110" w:type="dxa"/>
+              <w:bottom w:w="80" w:type="dxa"/>
+              <w:right w:w="110" w:type="dxa"/>
+            </w:tcMar>
+          </w:tcPr>
+          <w:p>
+            <w:pPr>
+              <w:spacing w:line="260" w:lineRule="auto"/>
+            </w:pPr>
+            <w:r>
+              <w:rPr>
+                <w:sz w:val="20"/>
+                <w:szCs w:val="20"/>
+              </w:rPr>
+              <w:t xml:space="preserve">Solo se actualizan las referencias a las versiones vigentes de los otros pilares. El contenido de este pilar no cambia.</w:t>
+            </w:r>
+          </w:p>
+        </w:tc>
+      </w:tr>
+      <w:tr>
+        <w:tblPrEx>
+          <w:tblCellMar>
+            <w:top w:w="0" w:type="dxa"/>
+            <w:bottom w:w="0" w:type="dxa"/>
+          </w:tblCellMar>
+        </w:tblPrEx>
+        <w:trPr>
+          <w:cantSplit/>
+        </w:trPr>
+        <w:tc>
+          <w:tcPr>
+            <w:tcW w:w="1000" w:type="dxa"/>
+            <w:shd w:val="clear" w:color="auto" w:fill="F2F2F2"/>
+            <w:tcMar>
+              <w:top w:w="80" w:type="dxa"/>
+              <w:left w:w="110" w:type="dxa"/>
+              <w:bottom w:w="80" w:type="dxa"/>
+              <w:right w:w="110" w:type="dxa"/>
+            </w:tcMar>
+          </w:tcPr>
+          <w:p>
+            <w:pPr>
+              <w:spacing w:line="260" w:lineRule="auto"/>
+              <w:jc w:val="center"/>
+            </w:pPr>
+            <w:r>
+              <w:rPr>
+                <w:sz w:val="20"/>
+                <w:szCs w:val="20"/>
+              </w:rPr>
+              <w:t>1.7</w:t>
+            </w:r>
+          </w:p>
+        </w:tc>
+        <w:tc>
+          <w:tcPr>
+            <w:tcW w:w="1400" w:type="dxa"/>
+            <w:shd w:val="clear" w:color="auto" w:fill="F2F2F2"/>
+            <w:tcMar>
+              <w:top w:w="80" w:type="dxa"/>
+              <w:left w:w="110" w:type="dxa"/>
+              <w:bottom w:w="80" w:type="dxa"/>
+              <w:right w:w="110" w:type="dxa"/>
+            </w:tcMar>
+          </w:tcPr>
+          <w:p>
+            <w:pPr>
+              <w:spacing w:line="260" w:lineRule="auto"/>
+              <w:jc w:val="center"/>
+            </w:pPr>
+            <w:r>
+              <w:rPr>
+                <w:sz w:val="20"/>
+                <w:szCs w:val="20"/>
+              </w:rPr>
+              <w:t>25-09-2026</w:t>
+            </w:r>
+          </w:p>
+        </w:tc>
+        <w:tc>
+          <w:tcPr>
+            <w:tcW w:w="6960" w:type="dxa"/>
+            <w:shd w:val="clear" w:color="auto" w:fill="F2F2F2"/>
+            <w:tcMar>
+              <w:top w:w="80" w:type="dxa"/>
+              <w:left w:w="110" w:type="dxa"/>
+              <w:bottom w:w="80" w:type="dxa"/>
+              <w:right w:w="110" w:type="dxa"/>
+            </w:tcMar>
+          </w:tcPr>
+          <w:p>
+            <w:pPr>
+              <w:spacing w:line="260" w:lineRule="auto"/>
+            </w:pPr>
+            <w:r>
+              <w:rPr>
+                <w:sz w:val="20"/>
+                <w:szCs w:val="20"/>
+              </w:rPr>
+              <w:t>La sección 13 describía el repositorio del 11 de septiembre. Ahora recoge lo que cambió el 12: la hoja de estilos bajó a unas 1.300 líneas y la página de asignaturas llama a rutas del prototipo en Express, que quedó archivado y ya no está en develop. Precisa que la contraseña de seis caracteres es la del inicio de sesión, que la sede de la maqueta ya era una lista escrita a mano y que carrera, sede y semestre salen del registro y pasan al perfil. La sección 3 anunciaba cuatro excepciones y enumeraba cinco puntos: ahora dice que la infraestructura no es una de ellas.</w:t>
             </w:r>
           </w:p>
         </w:tc>
@@ -1332,23 +1505,7 @@
                 <w:sz w:val="20"/>
                 <w:szCs w:val="20"/>
               </w:rPr>
-              <w:t xml:space="preserve">Similar entre los tres, con dos diferencias que sí importan: Francisco es el único que ha trabajado con </w:t>
-            </w:r>
-            <w:proofErr w:type="spellStart"/>
-            <w:r>
-              <w:rPr>
-                <w:sz w:val="20"/>
-                <w:szCs w:val="20"/>
-              </w:rPr>
-              <w:t>React</w:t>
-            </w:r>
-            <w:proofErr w:type="spellEnd"/>
-            <w:r>
-              <w:rPr>
-                <w:sz w:val="20"/>
-                <w:szCs w:val="20"/>
-              </w:rPr>
-              <w:t xml:space="preserve"> y Damaris construyó las páginas y la hoja de estilos que ya existen.</w:t>
+              <w:t xml:space="preserve">Similar entre los tres, con dos diferencias que sí importan: Francisco es el único que ha trabajado con React y Damaris construyó las páginas y la hoja de estilos que ya existen.</w:t>
             </w:r>
           </w:p>
         </w:tc>
@@ -1612,39 +1769,7 @@
                 <w:sz w:val="20"/>
                 <w:szCs w:val="20"/>
               </w:rPr>
-              <w:t xml:space="preserve">Líder de proyecto (Scrum </w:t>
-            </w:r>
-            <w:proofErr w:type="gramStart"/>
-            <w:r>
-              <w:rPr>
-                <w:sz w:val="20"/>
-                <w:szCs w:val="20"/>
-              </w:rPr>
-              <w:t>Master</w:t>
-            </w:r>
-            <w:proofErr w:type="gramEnd"/>
-            <w:r>
-              <w:rPr>
-                <w:sz w:val="20"/>
-                <w:szCs w:val="20"/>
-              </w:rPr>
-              <w:t xml:space="preserve"> y </w:t>
-            </w:r>
-            <w:proofErr w:type="spellStart"/>
-            <w:r>
-              <w:rPr>
-                <w:sz w:val="20"/>
-                <w:szCs w:val="20"/>
-              </w:rPr>
-              <w:t>Product</w:t>
-            </w:r>
-            <w:proofErr w:type="spellEnd"/>
-            <w:r>
-              <w:rPr>
-                <w:sz w:val="20"/>
-                <w:szCs w:val="20"/>
-              </w:rPr>
-              <w:t xml:space="preserve"> Owner)</w:t>
+              <w:t xml:space="preserve">Líder de proyecto (Scrum Master y Product Owner)</w:t>
             </w:r>
           </w:p>
         </w:tc>
@@ -1796,23 +1921,7 @@
                 <w:sz w:val="20"/>
                 <w:szCs w:val="20"/>
               </w:rPr>
-              <w:t xml:space="preserve">Cada integrante responde de punta a punta por sus servicios: modelo de datos, </w:t>
-            </w:r>
-            <w:proofErr w:type="spellStart"/>
-            <w:r>
-              <w:rPr>
-                <w:sz w:val="20"/>
-                <w:szCs w:val="20"/>
-              </w:rPr>
-              <w:t>endpoints</w:t>
-            </w:r>
-            <w:proofErr w:type="spellEnd"/>
-            <w:r>
-              <w:rPr>
-                <w:sz w:val="20"/>
-                <w:szCs w:val="20"/>
-              </w:rPr>
-              <w:t>, pruebas y las pantallas asociadas.</w:t>
+              <w:t xml:space="preserve">Cada integrante responde de punta a punta por sus servicios: modelo de datos, endpoints, pruebas y las pantallas asociadas.</w:t>
             </w:r>
           </w:p>
         </w:tc>
@@ -1916,23 +2025,7 @@
                 <w:sz w:val="20"/>
                 <w:szCs w:val="20"/>
               </w:rPr>
-              <w:t xml:space="preserve">Levanta la composición de contenedores, el </w:t>
-            </w:r>
-            <w:proofErr w:type="spellStart"/>
-            <w:r>
-              <w:rPr>
-                <w:sz w:val="20"/>
-                <w:szCs w:val="20"/>
-              </w:rPr>
-              <w:t>gateway</w:t>
-            </w:r>
-            <w:proofErr w:type="spellEnd"/>
-            <w:r>
-              <w:rPr>
-                <w:sz w:val="20"/>
-                <w:szCs w:val="20"/>
-              </w:rPr>
-              <w:t>, el correo de desarrollo, el programador de tareas y el esqueleto de los servicios en el primer sprint, y documenta el arranque para el resto.</w:t>
+              <w:t xml:space="preserve">Levanta la composición de contenedores, el gateway, el correo de desarrollo, el programador de tareas y el esqueleto de los servicios en el primer sprint, y documenta el arranque para el resto.</w:t>
             </w:r>
           </w:p>
         </w:tc>
@@ -1991,17 +2084,8 @@
                 <w:szCs w:val="20"/>
               </w:rPr>
               <w:lastRenderedPageBreak/>
-              <w:t xml:space="preserve">Responsable de la base del </w:t>
-            </w:r>
-            <w:proofErr w:type="spellStart"/>
-            <w:r>
-              <w:rPr>
-                <w:sz w:val="20"/>
-                <w:szCs w:val="20"/>
-              </w:rPr>
-              <w:t>frontend</w:t>
-            </w:r>
-            <w:proofErr w:type="spellEnd"/>
+              <w:t xml:space="preserve">Responsable de la base del frontend</w:t>
+            </w:r>
           </w:p>
         </w:tc>
         <w:tc>
@@ -2191,39 +2275,7 @@
           <w:i/>
           <w:iCs/>
         </w:rPr>
-        <w:t xml:space="preserve">Nota sobre el doble rol del líder: con tres personas, separar Scrum </w:t>
-      </w:r>
-      <w:proofErr w:type="gramStart"/>
-      <w:r>
-        <w:rPr>
-          <w:i/>
-          <w:iCs/>
-        </w:rPr>
-        <w:t>Master</w:t>
-      </w:r>
-      <w:proofErr w:type="gramEnd"/>
-      <w:r>
-        <w:rPr>
-          <w:i/>
-          <w:iCs/>
-        </w:rPr>
-        <w:t xml:space="preserve"> de </w:t>
-      </w:r>
-      <w:proofErr w:type="spellStart"/>
-      <w:r>
-        <w:rPr>
-          <w:i/>
-          <w:iCs/>
-        </w:rPr>
-        <w:t>Product</w:t>
-      </w:r>
-      <w:proofErr w:type="spellEnd"/>
-      <w:r>
-        <w:rPr>
-          <w:i/>
-          <w:iCs/>
-        </w:rPr>
-        <w:t xml:space="preserve"> Owner es artificial y produce ceremonias vacías. Concentrarlos y decirlo por escrito es más defendible ante el profesor que simular una estructura que no se ejerce.</w:t>
+        <w:t xml:space="preserve">Nota sobre el doble rol del líder: con tres personas, separar Scrum Master de Product Owner es artificial y produce ceremonias vacías. Concentrarlos y decirlo por escrito es más defendible ante el profesor que simular una estructura que no se ejerce.</w:t>
       </w:r>
     </w:p>
     <w:p>
@@ -2242,10 +2294,6 @@
       <w:r>
         <w:t>Aquí está el trabajo concreto: qué construye cada uno y cuántas horas supone. El criterio es propiedad vertical: cada integrante es dueño de sus servicios completos, backend y pantallas, para que pueda avanzar sin esperar a nadie. Hay cuatro excepciones deliberadas, y conviene entender por qué existen.</w:t>
       </w:r>
-      <w:proofErr w:type="spellStart"/>
-      <w:r/>
-      <w:proofErr w:type="spellEnd"/>
-      <w:r/>
     </w:p>
     <w:p>
       <w:pPr>
@@ -2265,15 +2313,7 @@
         <w:t>El módulo de evaluaciones y reputación vive dentro de Tutorías, pero lo construye Francisco.</w:t>
       </w:r>
       <w:r>
-        <w:t xml:space="preserve"> Tutorías es con diferencia el servicio más grande, y dejarlo completo en una sola persona la convierte en el cuello de botella de los criterios CA2 a CA6. El módulo se separa como una </w:t>
-      </w:r>
-      <w:proofErr w:type="gramStart"/>
-      <w:r>
-        <w:t>app</w:t>
-      </w:r>
-      <w:proofErr w:type="gramEnd"/>
-      <w:r>
-        <w:t xml:space="preserve"> de Django con frontera propia, Damaris sigue siendo la dueña del servicio y el contrato entre ambos módulos se acuerda como cualquier otro.</w:t>
+        <w:t xml:space="preserve"> Tutorías es con diferencia el servicio más grande, y dejarlo completo en una sola persona la convierte en el cuello de botella de los criterios CA2 a CA6. El módulo se separa como una app de Django con frontera propia, Damaris sigue siendo la dueña del servicio y el contrato entre ambos módulos se acuerda como cualquier otro.</w:t>
       </w:r>
     </w:p>
     <w:p>
@@ -2291,34 +2331,10 @@
           <w:b/>
           <w:bCs/>
         </w:rPr>
-        <w:t xml:space="preserve">La base del </w:t>
-      </w:r>
-      <w:proofErr w:type="spellStart"/>
-      <w:r>
-        <w:rPr>
-          <w:b/>
-          <w:bCs/>
-        </w:rPr>
-        <w:t>frontend</w:t>
-      </w:r>
-      <w:proofErr w:type="spellEnd"/>
-      <w:r>
-        <w:rPr>
-          <w:b/>
-          <w:bCs/>
-        </w:rPr>
-        <w:t xml:space="preserve"> la construye Francisco, aunque las pantallas más pesadas sean de Damaris.</w:t>
+        <w:t xml:space="preserve">La base del frontend la construye Francisco, aunque las pantallas más pesadas sean de Damaris.</w:t>
       </w:r>
       <w:r>
-        <w:t xml:space="preserve"> Es el único que ha usado </w:t>
-      </w:r>
-      <w:proofErr w:type="spellStart"/>
-      <w:r>
-        <w:t>React</w:t>
-      </w:r>
-      <w:proofErr w:type="spellEnd"/>
-      <w:r>
-        <w:t>, así que arma el esqueleto y los demás escriben pantallas sobre él. El sistema visual sigue siendo de Damaris, que ya lo construyó.</w:t>
+        <w:t xml:space="preserve"> Es el único que ha usado React, así que arma el esqueleto y los demás escriben pantallas sobre él. El sistema visual sigue siendo de Damaris, que ya lo construyó.</w:t>
       </w:r>
     </w:p>
     <w:p>
@@ -2339,7 +2355,7 @@
         <w:t>La infraestructura la levanta el líder.</w:t>
       </w:r>
       <w:r>
-        <w:t xml:space="preserve"> Es quien tiene menos horas comprometidas en servicios, es lo que bloquea a los otros dos en el sprint 1 y coincide con la única semana en que el equipo asume que solo él tendrá capacidad. La transcripción de las mallas, en cambio, no es un rol aparte: es parte de ser dueño del Catálogo y está dentro de sus 30 h.</w:t>
+        <w:t xml:space="preserve"> No cuenta como excepción, porque no pertenece a ningún servicio, pero conviene explicar por qué es suya: el líder es quien tiene menos horas comprometidas en servicios, la infraestructura es lo que bloquea a los otros dos en el sprint 1 y su construcción cae en la única semana en que el equipo asume que solo él tendrá capacidad. La transcripción de las mallas, en cambio, no es un rol aparte: es parte de ser dueño del Catálogo y está dentro de sus 30 h.</w:t>
       </w:r>
     </w:p>
     <w:p>
@@ -2664,23 +2680,7 @@
                 <w:sz w:val="20"/>
                 <w:szCs w:val="20"/>
               </w:rPr>
-              <w:t xml:space="preserve">Base del </w:t>
-            </w:r>
-            <w:proofErr w:type="spellStart"/>
-            <w:r>
-              <w:rPr>
-                <w:sz w:val="20"/>
-                <w:szCs w:val="20"/>
-              </w:rPr>
-              <w:t>frontend</w:t>
-            </w:r>
-            <w:proofErr w:type="spellEnd"/>
-            <w:r>
-              <w:rPr>
-                <w:sz w:val="20"/>
-                <w:szCs w:val="20"/>
-              </w:rPr>
-              <w:t xml:space="preserve"> y segundo de infraestructura.</w:t>
+              <w:t xml:space="preserve">Base del frontend y segundo de infraestructura.</w:t>
             </w:r>
           </w:p>
         </w:tc>
@@ -2761,23 +2761,7 @@
                 <w:sz w:val="20"/>
                 <w:szCs w:val="20"/>
               </w:rPr>
-              <w:t xml:space="preserve">Sistema visual del </w:t>
-            </w:r>
-            <w:proofErr w:type="spellStart"/>
-            <w:r>
-              <w:rPr>
-                <w:sz w:val="20"/>
-                <w:szCs w:val="20"/>
-              </w:rPr>
-              <w:t>frontend</w:t>
-            </w:r>
-            <w:proofErr w:type="spellEnd"/>
-            <w:r>
-              <w:rPr>
-                <w:sz w:val="20"/>
-                <w:szCs w:val="20"/>
-              </w:rPr>
-              <w:t>.</w:t>
+              <w:t xml:space="preserve">Sistema visual del frontend.</w:t>
             </w:r>
           </w:p>
         </w:tc>
@@ -3081,17 +3065,8 @@
                 <w:sz w:val="20"/>
                 <w:szCs w:val="20"/>
               </w:rPr>
-              <w:t xml:space="preserve">Infraestructura base y base del </w:t>
-            </w:r>
-            <w:proofErr w:type="spellStart"/>
-            <w:r>
-              <w:rPr>
-                <w:sz w:val="20"/>
-                <w:szCs w:val="20"/>
-              </w:rPr>
-              <w:t>frontend</w:t>
-            </w:r>
-            <w:proofErr w:type="spellEnd"/>
+              <w:t xml:space="preserve">Infraestructura base y base del frontend</w:t>
+            </w:r>
           </w:p>
         </w:tc>
         <w:tc>
@@ -4016,17 +3991,8 @@
                 <w:sz w:val="20"/>
                 <w:szCs w:val="20"/>
               </w:rPr>
-              <w:t xml:space="preserve">Pantallas del </w:t>
-            </w:r>
-            <w:proofErr w:type="spellStart"/>
-            <w:r>
-              <w:rPr>
-                <w:sz w:val="20"/>
-                <w:szCs w:val="20"/>
-              </w:rPr>
-              <w:t>frontend</w:t>
-            </w:r>
-            <w:proofErr w:type="spellEnd"/>
+              <w:t xml:space="preserve">Pantallas del frontend</w:t>
+            </w:r>
           </w:p>
         </w:tc>
         <w:tc>
@@ -4285,21 +4251,12 @@
             <w:pPr>
               <w:spacing w:line="260" w:lineRule="auto"/>
             </w:pPr>
-            <w:proofErr w:type="gramStart"/>
-            <w:r>
-              <w:rPr>
-                <w:sz w:val="20"/>
-                <w:szCs w:val="20"/>
-              </w:rPr>
-              <w:t>Total</w:t>
-            </w:r>
-            <w:proofErr w:type="gramEnd"/>
-            <w:r>
-              <w:rPr>
-                <w:sz w:val="20"/>
-                <w:szCs w:val="20"/>
-              </w:rPr>
-              <w:t xml:space="preserve"> de desarrollo</w:t>
+            <w:r>
+              <w:rPr>
+                <w:sz w:val="20"/>
+                <w:szCs w:val="20"/>
+              </w:rPr>
+              <w:t xml:space="preserve">Total de desarrollo</w:t>
             </w:r>
           </w:p>
         </w:tc>
@@ -5377,23 +5334,7 @@
                 <w:sz w:val="20"/>
                 <w:szCs w:val="20"/>
               </w:rPr>
-              <w:t xml:space="preserve">Ya pasó una vez: las páginas actuales se escribieron con </w:t>
-            </w:r>
-            <w:proofErr w:type="spellStart"/>
-            <w:r>
-              <w:rPr>
-                <w:sz w:val="20"/>
-                <w:szCs w:val="20"/>
-              </w:rPr>
-              <w:t>endpoints</w:t>
-            </w:r>
-            <w:proofErr w:type="spellEnd"/>
-            <w:r>
-              <w:rPr>
-                <w:sz w:val="20"/>
-                <w:szCs w:val="20"/>
-              </w:rPr>
-              <w:t xml:space="preserve"> inventados y con campos que el alcance no contempla. El trabajo sirve igual, pero cada supuesto que no se acordó es una corrección después.</w:t>
+              <w:t xml:space="preserve">Ya pasó una vez: las páginas actuales se escribieron con endpoints inventados y con campos que el alcance no contempla. El trabajo sirve igual, pero cada supuesto que no se acordó es una corrección después.</w:t>
             </w:r>
           </w:p>
         </w:tc>
@@ -6295,23 +6236,7 @@
           <w:i/>
           <w:iCs/>
         </w:rPr>
-        <w:t xml:space="preserve">La duración del sprint y el calendario completo se fijan en el Pilar 4. Esta cadencia asume </w:t>
-      </w:r>
-      <w:proofErr w:type="spellStart"/>
-      <w:r>
-        <w:rPr>
-          <w:i/>
-          <w:iCs/>
-        </w:rPr>
-        <w:t>sprints</w:t>
-      </w:r>
-      <w:proofErr w:type="spellEnd"/>
-      <w:r>
-        <w:rPr>
-          <w:i/>
-          <w:iCs/>
-        </w:rPr>
-        <w:t xml:space="preserve"> de dos semanas y consume alrededor de 2,25 horas por persona a la semana, que es como está calculada en el Pilar 1.</w:t>
+        <w:t xml:space="preserve">La duración del sprint y el calendario completo se fijan en el Pilar 4. Esta cadencia asume sprints de dos semanas y consume alrededor de 2,25 horas por persona a la semana, que es como está calculada en el Pilar 1.</w:t>
       </w:r>
     </w:p>
     <w:p>
@@ -6766,15 +6691,7 @@
         <w:jc w:val="both"/>
       </w:pPr>
       <w:r>
-        <w:t xml:space="preserve">Los </w:t>
-      </w:r>
-      <w:proofErr w:type="spellStart"/>
-      <w:r>
-        <w:t>endpoints</w:t>
-      </w:r>
-      <w:proofErr w:type="spellEnd"/>
-      <w:r>
-        <w:t xml:space="preserve"> responden según el contrato acordado.</w:t>
+        <w:t xml:space="preserve">Los endpoints responden según el contrato acordado.</w:t>
       </w:r>
     </w:p>
     <w:p>
@@ -7122,39 +7039,7 @@
                 <w:sz w:val="20"/>
                 <w:szCs w:val="20"/>
               </w:rPr>
-              <w:t xml:space="preserve">Se trata en la retrospectiva, con el hecho sobre la mesa y sin acusaciones. Si la causa es capacidad y no voluntad, se reasigna trabajo; si es voluntad, se deja constancia escrita del acuerdo alcanzado. Con cinco </w:t>
-            </w:r>
-            <w:proofErr w:type="spellStart"/>
-            <w:r>
-              <w:rPr>
-                <w:sz w:val="20"/>
-                <w:szCs w:val="20"/>
-              </w:rPr>
-              <w:t>sprints</w:t>
-            </w:r>
-            <w:proofErr w:type="spellEnd"/>
-            <w:r>
-              <w:rPr>
-                <w:sz w:val="20"/>
-                <w:szCs w:val="20"/>
-              </w:rPr>
-              <w:t xml:space="preserve">, esperar a que el patrón se repita dos </w:t>
-            </w:r>
-            <w:proofErr w:type="spellStart"/>
-            <w:r>
-              <w:rPr>
-                <w:sz w:val="20"/>
-                <w:szCs w:val="20"/>
-              </w:rPr>
-              <w:t>sprints</w:t>
-            </w:r>
-            <w:proofErr w:type="spellEnd"/>
-            <w:r>
-              <w:rPr>
-                <w:sz w:val="20"/>
-                <w:szCs w:val="20"/>
-              </w:rPr>
-              <w:t xml:space="preserve"> seguidos consume el 40 % del proyecto: por eso el paso 2 se activa al segundo incumplimiento, no al segundo sprint.</w:t>
+              <w:t xml:space="preserve">Se trata en la retrospectiva, con el hecho sobre la mesa y sin acusaciones. Si la causa es capacidad y no voluntad, se reasigna trabajo; si es voluntad, se deja constancia escrita del acuerdo alcanzado. Con cinco sprints, esperar a que el patrón se repita dos sprints seguidos consume el 40 % del proyecto: por eso el paso 2 se activa al segundo incumplimiento, no al segundo sprint.</w:t>
             </w:r>
           </w:p>
         </w:tc>
@@ -8224,7 +8109,6 @@
               <w:spacing w:line="260" w:lineRule="auto"/>
               <w:jc w:val="center"/>
             </w:pPr>
-            <w:proofErr w:type="spellStart"/>
             <w:r>
               <w:rPr>
                 <w:b/>
@@ -8233,18 +8117,7 @@
                 <w:sz w:val="20"/>
                 <w:szCs w:val="20"/>
               </w:rPr>
-              <w:t>Prob</w:t>
-            </w:r>
-            <w:proofErr w:type="spellEnd"/>
-            <w:r>
-              <w:rPr>
-                <w:b/>
-                <w:bCs/>
-                <w:color w:val="FFFFFF"/>
-                <w:sz w:val="20"/>
-                <w:szCs w:val="20"/>
-              </w:rPr>
-              <w:t>.</w:t>
+              <w:t>Prob.</w:t>
             </w:r>
           </w:p>
         </w:tc>
@@ -8406,21 +8279,12 @@
             <w:pPr>
               <w:spacing w:line="260" w:lineRule="auto"/>
             </w:pPr>
-            <w:proofErr w:type="gramStart"/>
-            <w:r>
-              <w:rPr>
-                <w:sz w:val="20"/>
-                <w:szCs w:val="20"/>
-              </w:rPr>
-              <w:t>Un integrante entrega</w:t>
-            </w:r>
-            <w:proofErr w:type="gramEnd"/>
-            <w:r>
-              <w:rPr>
-                <w:sz w:val="20"/>
-                <w:szCs w:val="20"/>
-              </w:rPr>
-              <w:t xml:space="preserve"> sistemáticamente por debajo de lo comprometido.</w:t>
+            <w:r>
+              <w:rPr>
+                <w:sz w:val="20"/>
+                <w:szCs w:val="20"/>
+              </w:rPr>
+              <w:t xml:space="preserve">Un integrante entrega sistemáticamente por debajo de lo comprometido.</w:t>
             </w:r>
           </w:p>
         </w:tc>
@@ -8743,23 +8607,7 @@
                 <w:sz w:val="20"/>
                 <w:szCs w:val="20"/>
               </w:rPr>
-              <w:t xml:space="preserve">Francisco arma la base del </w:t>
-            </w:r>
-            <w:proofErr w:type="spellStart"/>
-            <w:r>
-              <w:rPr>
-                <w:sz w:val="20"/>
-                <w:szCs w:val="20"/>
-              </w:rPr>
-              <w:t>frontend</w:t>
-            </w:r>
-            <w:proofErr w:type="spellEnd"/>
-            <w:r>
-              <w:rPr>
-                <w:sz w:val="20"/>
-                <w:szCs w:val="20"/>
-              </w:rPr>
-              <w:t xml:space="preserve"> y se transforma en el cuello de botella del sprint 1.</w:t>
+              <w:t xml:space="preserve">Francisco arma la base del frontend y se transforma en el cuello de botella del sprint 1.</w:t>
             </w:r>
           </w:p>
         </w:tc>
@@ -9633,23 +9481,7 @@
                 <w:sz w:val="20"/>
                 <w:szCs w:val="20"/>
               </w:rPr>
-              <w:t xml:space="preserve">Se definió quién construye la base del </w:t>
-            </w:r>
-            <w:proofErr w:type="spellStart"/>
-            <w:r>
-              <w:rPr>
-                <w:sz w:val="20"/>
-                <w:szCs w:val="20"/>
-              </w:rPr>
-              <w:t>frontend</w:t>
-            </w:r>
-            <w:proofErr w:type="spellEnd"/>
-            <w:r>
-              <w:rPr>
-                <w:sz w:val="20"/>
-                <w:szCs w:val="20"/>
-              </w:rPr>
-              <w:t xml:space="preserve"> y quién mantiene el sistema visual.</w:t>
+              <w:t xml:space="preserve">Se definió quién construye la base del frontend y quién mantiene el sistema visual.</w:t>
             </w:r>
           </w:p>
         </w:tc>
@@ -10209,17 +10041,8 @@
                 <w:sz w:val="20"/>
                 <w:szCs w:val="20"/>
               </w:rPr>
-              <w:t xml:space="preserve">Catálogo académico, evaluaciones, panel de administración y base del </w:t>
-            </w:r>
-            <w:proofErr w:type="spellStart"/>
-            <w:r>
-              <w:rPr>
-                <w:sz w:val="20"/>
-                <w:szCs w:val="20"/>
-              </w:rPr>
-              <w:t>frontend</w:t>
-            </w:r>
-            <w:proofErr w:type="spellEnd"/>
+              <w:t xml:space="preserve">Catálogo académico, evaluaciones, panel de administración y base del frontend</w:t>
+            </w:r>
           </w:p>
         </w:tc>
         <w:tc>
@@ -10300,17 +10123,8 @@
                 <w:sz w:val="20"/>
                 <w:szCs w:val="20"/>
               </w:rPr>
-              <w:t xml:space="preserve">Tutorías y sistema visual del </w:t>
-            </w:r>
-            <w:proofErr w:type="spellStart"/>
-            <w:r>
-              <w:rPr>
-                <w:sz w:val="20"/>
-                <w:szCs w:val="20"/>
-              </w:rPr>
-              <w:t>frontend</w:t>
-            </w:r>
-            <w:proofErr w:type="spellEnd"/>
+              <w:t xml:space="preserve">Tutorías y sistema visual del frontend</w:t>
+            </w:r>
           </w:p>
         </w:tc>
         <w:tc>
@@ -10495,23 +10309,7 @@
                 <w:sz w:val="20"/>
                 <w:szCs w:val="20"/>
               </w:rPr>
-              <w:t xml:space="preserve">Portada, inicio de sesión, registro, catálogo de asignaturas y las páginas de términos y privacidad, con una hoja de estilos de unas 1.750 líneas construida con variables de color propias de Duoc. Las llamadas al </w:t>
-            </w:r>
-            <w:proofErr w:type="spellStart"/>
-            <w:r>
-              <w:rPr>
-                <w:sz w:val="20"/>
-                <w:szCs w:val="20"/>
-              </w:rPr>
-              <w:t>backend</w:t>
-            </w:r>
-            <w:proofErr w:type="spellEnd"/>
-            <w:r>
-              <w:rPr>
-                <w:sz w:val="20"/>
-                <w:szCs w:val="20"/>
-              </w:rPr>
-              <w:t xml:space="preserve"> están escritas dentro de comentarios: son maquetas, no hay nada conectado.</w:t>
+              <w:t xml:space="preserve">Portada, inicio de sesión, registro, catálogo de asignaturas y las páginas de términos y privacidad, con una hoja de estilos construida con variables de color propias de Duoc. Al revisarlas el 11 de septiembre, la hoja tenía unas 1.750 líneas y las llamadas al backend estaban escritas dentro de comentarios: eran maquetas, sin nada conectado. El 12, Francisco rehízo la página de asignaturas, dejó la hoja de estilos en unas 1.300 líneas y agregó un prototipo de backend en Express y MySQL, al que esa página llama en /api/areas y /api/asignaturas. El prototipo quedó archivado en la rama legacy/prototipo-express y HU-01 lo sacó de develop, así que esas rutas ya no existen.</w:t>
             </w:r>
           </w:p>
         </w:tc>
@@ -10627,39 +10425,7 @@
                 <w:sz w:val="20"/>
                 <w:szCs w:val="20"/>
               </w:rPr>
-              <w:t xml:space="preserve">El registro obliga a elegir entre cuenta de estudiante o de tutor, y el Pilar 1 decidió una sola cuenta con ambos roles. Pide el RUT, que el requisito de privacidad deja fuera. Las asignaturas están escritas a mano en el HTML y deben venir del Catálogo. Los </w:t>
-            </w:r>
-            <w:proofErr w:type="spellStart"/>
-            <w:r>
-              <w:rPr>
-                <w:sz w:val="20"/>
-                <w:szCs w:val="20"/>
-              </w:rPr>
-              <w:t>endpoints</w:t>
-            </w:r>
-            <w:proofErr w:type="spellEnd"/>
-            <w:r>
-              <w:rPr>
-                <w:sz w:val="20"/>
-                <w:szCs w:val="20"/>
-              </w:rPr>
-              <w:t xml:space="preserve"> de los comentarios no coinciden con el contrato del Pilar 2. La contraseña se valida con seis caracteres y el </w:t>
-            </w:r>
-            <w:proofErr w:type="spellStart"/>
-            <w:r>
-              <w:rPr>
-                <w:sz w:val="20"/>
-                <w:szCs w:val="20"/>
-              </w:rPr>
-              <w:t>backend</w:t>
-            </w:r>
-            <w:proofErr w:type="spellEnd"/>
-            <w:r>
-              <w:rPr>
-                <w:sz w:val="20"/>
-                <w:szCs w:val="20"/>
-              </w:rPr>
-              <w:t xml:space="preserve"> exigirá ocho.</w:t>
+              <w:t xml:space="preserve">El registro obliga a elegir entre cuenta de estudiante o de tutor, y el Pilar 1 decidió una sola cuenta con ambos roles. Pide el RUT, que el requisito de privacidad deja fuera, y también carrera, sede y semestre, con listas escritas a mano: desde el 25 de septiembre esos tres datos se completan en el perfil, con las listas del Catálogo, y no en el registro (Pilar 1, sección 9). Ni las rutas de los comentarios ni las que llama la página de asignaturas coinciden con el contrato del Pilar 2. El inicio de sesión valida la contraseña con seis caracteres, y el backend exigirá ocho, como ya hace el registro.</w:t>
             </w:r>
           </w:p>
         </w:tc>
@@ -10776,21 +10542,7 @@
                 <w:sz w:val="20"/>
                 <w:szCs w:val="20"/>
               </w:rPr>
-              <w:t>La sede, que el formulario pedía y el alcance no tenía. Se agrega al perfil del usuario y se muestra en los resultados de búsqueda; el filtro por sede queda en Should. Con el modelo aprobado el 14 de septiembre dejó de ser texto libre: es una tabla de referencia del Catálogo y el formulario la elige de una lista, así que el campo de texto de la maqueta se reemplaza por un desplegable. Para una tutoría presencial, saber la sede es lo que permite encontrar a alguien cerca.</w:t>
-            </w:r>
-            <w:proofErr w:type="spellStart"/>
-            <w:r>
-              <w:rPr>
-                <w:sz w:val="20"/>
-                <w:szCs w:val="20"/>
-              </w:rPr>
-            </w:r>
-            <w:proofErr w:type="spellEnd"/>
-            <w:r>
-              <w:rPr>
-                <w:sz w:val="20"/>
-                <w:szCs w:val="20"/>
-              </w:rPr>
+              <w:t>La sede, que la maqueta del registro pedía y el alcance no tenía. Se agrega al perfil del usuario y se muestra en los resultados de búsqueda; el filtro por sede queda en Should. Con el modelo aprobado el 14 de septiembre dejó de guardarse como texto libre: es una tabla de referencia del Catálogo, y el formulario de perfil la elige de la lista que entrega GET /sedes. Para una tutoría presencial, saber la sede es lo que permite encontrar a alguien cerca.</w:t>
             </w:r>
           </w:p>
         </w:tc>
@@ -10849,23 +10601,7 @@
                 <w:sz w:val="20"/>
                 <w:szCs w:val="20"/>
               </w:rPr>
-              <w:t xml:space="preserve">Damaris mantiene el sistema visual. La corrección de las páginas existentes entra como tarea del sprint 1, junto con la base del </w:t>
-            </w:r>
-            <w:proofErr w:type="spellStart"/>
-            <w:r>
-              <w:rPr>
-                <w:sz w:val="20"/>
-                <w:szCs w:val="20"/>
-              </w:rPr>
-              <w:t>frontend</w:t>
-            </w:r>
-            <w:proofErr w:type="spellEnd"/>
-            <w:r>
-              <w:rPr>
-                <w:sz w:val="20"/>
-                <w:szCs w:val="20"/>
-              </w:rPr>
-              <w:t>, y queda dentro del bloque de pantallas de la sección 3.1.</w:t>
+              <w:t xml:space="preserve">Damaris mantiene el sistema visual. La corrección del registro y del inicio de sesión entra en el sprint 1 (HU-09), junto con la base del frontend (HU-06); la página de asignaturas se rehace sobre el contrato de Catálogo en el sprint 3 (HU-18). Todo queda dentro del bloque de pantallas de la sección 3.1.</w:t>
             </w:r>
           </w:p>
         </w:tc>
